--- a/testakten/zwangsverwaltung-zvg-versteigerung-eppendorf-altbau/13_versteigerungstermin_protokoll.docx
+++ b/testakten/zwangsverwaltung-zvg-versteigerung-eppendorf-altbau/13_versteigerungstermin_protokoll.docx
@@ -248,7 +248,7 @@
                 <w:i w:val="0"/>
                 <w:sz w:val="20"/>
               </w:rPr>
-              <w:t>Sabine Tönnies (fiktiv), Rechtspflegerin</w:t>
+              <w:t>Sabine Tönnies, Rechtspflegerin</w:t>
             </w:r>
           </w:p>
         </w:tc>
@@ -282,7 +282,7 @@
                 <w:i w:val="0"/>
                 <w:sz w:val="20"/>
               </w:rPr>
-              <w:t>Petra Lüthje (fiktiv), Urkundsbeamtin der Geschäftsstelle</w:t>
+              <w:t>Petra Lüthje, Urkundsbeamtin der Geschäftsstelle</w:t>
             </w:r>
           </w:p>
         </w:tc>
@@ -350,7 +350,7 @@
                 <w:i w:val="0"/>
                 <w:sz w:val="20"/>
               </w:rPr>
-              <w:t>Zwangsversteigerung im Wege der Zwangsvollstreckung (§ 15 ZVG)</w:t>
+              <w:t>Zwangsversteigerung im Wege der Zwangsvollstreckung (Paragraf 15 ZVG)</w:t>
             </w:r>
           </w:p>
         </w:tc>
@@ -592,7 +592,7 @@
                 <w:i w:val="0"/>
                 <w:sz w:val="20"/>
               </w:rPr>
-              <w:t>Nordelbe Kreditbank AG (fiktiv), vertr. d. RA Gregor Sülfeld (fiktiv)</w:t>
+              <w:t>Nordelbe Kreditbank AG, vertr. d. RA Gregor Sülfeld</w:t>
             </w:r>
           </w:p>
         </w:tc>
@@ -658,7 +658,7 @@
                 <w:i w:val="0"/>
                 <w:sz w:val="20"/>
               </w:rPr>
-              <w:t>Heinrich J. Albrecht (fiktiv)</w:t>
+              <w:t>Heinrich J. Albrecht</w:t>
             </w:r>
           </w:p>
         </w:tc>
@@ -724,7 +724,7 @@
                 <w:i w:val="0"/>
                 <w:sz w:val="20"/>
               </w:rPr>
-              <w:t>Sofie Albrecht-Wegener (fiktiv), vertr. d. RAin Dr. Claudia Mester (fiktiv)</w:t>
+              <w:t>Sofie Albrecht-Wegener, vertr. d. RAin Dr. Claudia Mester</w:t>
             </w:r>
           </w:p>
         </w:tc>
@@ -790,7 +790,7 @@
                 <w:i w:val="0"/>
                 <w:sz w:val="20"/>
               </w:rPr>
-              <w:t>Nordhafen Immobilien UG (fiktiv), vertr. d. Geschäftsführer Paul Körner (fiktiv)</w:t>
+              <w:t>Nordhafen Immobilien UG, vertr. d. Geschäftsführer Paul Körner</w:t>
             </w:r>
           </w:p>
         </w:tc>
@@ -856,7 +856,7 @@
                 <w:i w:val="0"/>
                 <w:sz w:val="20"/>
               </w:rPr>
-              <w:t>Elke Sonnenberg (fiktiv)</w:t>
+              <w:t>Elke Sonnenberg</w:t>
             </w:r>
           </w:p>
         </w:tc>
@@ -922,7 +922,7 @@
                 <w:i w:val="0"/>
                 <w:sz w:val="20"/>
               </w:rPr>
-              <w:t>BH Capital GmbH &amp; Co. KG (fiktiv), vertr. d. RA Dr. Kai Brehmer (fiktiv)</w:t>
+              <w:t>BH Capital GmbH &amp; Co. KG, vertr. d. RA Dr. Kai Brehmer</w:t>
             </w:r>
           </w:p>
         </w:tc>
@@ -972,7 +972,7 @@
           <w:i w:val="0"/>
           <w:sz w:val="22"/>
         </w:rPr>
-        <w:t>Der Mieter L. Sommer (fiktiv) ist nicht erschienen.</w:t>
+        <w:t>Der Mieter L. Sommer ist nicht erschienen.</w:t>
       </w:r>
     </w:p>
     <w:p>
@@ -1016,7 +1016,7 @@
           <w:i w:val="0"/>
           <w:sz w:val="22"/>
         </w:rPr>
-        <w:t>Die Rechtspflegerin eröffnet den Termin um 10:00 Uhr. Sie stellt fest, dass das Verfahren ordnungsgemäß eingeleitet wurde, die Terminsbekanntmachung nach § 39 ZVG erfolgte und das Verfahren nicht aufgehoben oder einstweilen eingestellt wurde. Ein Antrag auf einstweilige Einstellung nach § 30a ZVG liegt nicht vor.</w:t>
+        <w:t>Die Rechtspflegerin eröffnet den Termin um 10:00 Uhr. Sie stellt fest, dass das Verfahren ordnungsgemäß eingeleitet wurde, die Terminsbekanntmachung nach Paragraf 39 ZVG erfolgte und das Verfahren nicht aufgehoben oder einstweilen eingestellt wurde. Ein Antrag auf einstweilige Einstellung nach Paragraf 30a ZVG liegt nicht vor.</w:t>
       </w:r>
     </w:p>
     <w:p>
@@ -1060,7 +1060,7 @@
           <w:i w:val="0"/>
           <w:sz w:val="26"/>
         </w:rPr>
-        <w:t>III. Versteigerungsbedingungen (§ 44 ZVG)</w:t>
+        <w:t>III. Versteigerungsbedingungen (Paragraf 44 ZVG)</w:t>
       </w:r>
     </w:p>
     <w:p>
@@ -1074,7 +1074,7 @@
           <w:i w:val="0"/>
           <w:sz w:val="22"/>
         </w:rPr>
-        <w:t>Die Rechtspflegerin verliest die Versteigerungsbedingungen. Es gelten die gesetzlichen Bedingungen nach §§ 44 ff. ZVG, modifiziert durch folgende Feststellungen:</w:t>
+        <w:t>Die Rechtspflegerin verliest die Versteigerungsbedingungen. Es gelten die gesetzlichen Bedingungen nach Paragrafen 44 ff. ZVG, modifiziert durch folgende Feststellungen:</w:t>
       </w:r>
     </w:p>
     <w:p>
@@ -1103,7 +1103,7 @@
           <w:i w:val="0"/>
           <w:sz w:val="22"/>
         </w:rPr>
-        <w:t>Nach Prüfung der Rangverhältnisse und der Anträge bestehen keine bestehenbleibenden Rechte im Sinne des § 52 ZVG, die dem Ersteher gegenüber wirksam bleiben und das Bargebot nicht schmälern. Die Grundschuld der Nordelbe Kreditbank AG (Abt. III Nr. 1, 520.000,00 EUR) erledigt sich durch den Zuschlag; sie wird aus der Teilungsmasse befriedigt. Die Zwangssicherungshypothek der WEG (Abt. III Nr. 2, 38.400,00 EUR) erlischt ebenfalls. Der Sanierungsvermerk (Abt. II Nr. 4) ist öffentlich-rechtlicher Natur und besteht als gesetzliche Bindung fort, begründet aber keinen Anspruch im Sinne des ZVG.</w:t>
+        <w:t>Nach Prüfung der Rangverhältnisse und der Anträge bestehen keine bestehenbleibenden Rechte im Sinne des Paragraf 52 ZVG, die dem Ersteher gegenüber wirksam bleiben und das Bargebot nicht schmälern. Die Grundschuld der Nordelbe Kreditbank AG (Abt. III Nr. 1, 520.000,00 EUR) erledigt sich durch den Zuschlag; sie wird aus der Teilungsmasse befriedigt. Die Zwangssicherungshypothek der WEG (Abt. III Nr. 2, 38.400,00 EUR) erlischt ebenfalls. Der Sanierungsvermerk (Abt. II Nr. 4) ist öffentlich-rechtlicher Natur und besteht als gesetzliche Bindung fort, begründet aber keinen Anspruch im Sinne des ZVG.</w:t>
       </w:r>
     </w:p>
     <w:p>
@@ -1132,7 +1132,7 @@
           <w:i w:val="0"/>
           <w:sz w:val="22"/>
         </w:rPr>
-        <w:t>2. Sicherheitsleistung (§ 67 ZVG)</w:t>
+        <w:t>2. Sicherheitsleistung (Paragraf 67 ZVG)</w:t>
       </w:r>
     </w:p>
     <w:p>
@@ -1146,7 +1146,7 @@
           <w:i w:val="0"/>
           <w:sz w:val="22"/>
         </w:rPr>
-        <w:t>Die Sicherheitsleistung beträgt 10 % des Verkehrswerts = 68.500,00 EUR. Zulässig sind: Bankbürgschaft nach § 239 BGB oder Verrechnungsscheck einer deutschen Großbank, der nicht älter als drei Werktage ist.</w:t>
+        <w:t>Die Sicherheitsleistung beträgt 10 % des Verkehrswerts = 68.500,00 EUR. Zulässig sind: Bankbürgschaft nach Paragraf 239 BGB oder Verrechnungsscheck einer deutschen Großbank, der nicht älter als drei Werktage ist.</w:t>
       </w:r>
     </w:p>
     <w:p>
@@ -1270,7 +1270,7 @@
                 <w:i w:val="0"/>
                 <w:sz w:val="20"/>
               </w:rPr>
-              <w:t>Nordhafen Immobilien UG (fiktiv)</w:t>
+              <w:t>Nordhafen Immobilien UG</w:t>
             </w:r>
           </w:p>
         </w:tc>
@@ -1286,7 +1286,7 @@
                 <w:i w:val="0"/>
                 <w:sz w:val="20"/>
               </w:rPr>
-              <w:t>Bankbürgschaft Sparkasse Hamburg (fiktiv)</w:t>
+              <w:t>Bankbürgschaft Sparkasse Hamburg</w:t>
             </w:r>
           </w:p>
         </w:tc>
@@ -1336,7 +1336,7 @@
                 <w:i w:val="0"/>
                 <w:sz w:val="20"/>
               </w:rPr>
-              <w:t>Elke Sonnenberg (fiktiv)</w:t>
+              <w:t>Elke Sonnenberg</w:t>
             </w:r>
           </w:p>
         </w:tc>
@@ -1352,7 +1352,7 @@
                 <w:i w:val="0"/>
                 <w:sz w:val="20"/>
               </w:rPr>
-              <w:t>Verrechnungsscheck Hamburger Volksbank (fiktiv)</w:t>
+              <w:t>Verrechnungsscheck Hamburger Volksbank</w:t>
             </w:r>
           </w:p>
         </w:tc>
@@ -1402,7 +1402,7 @@
                 <w:i w:val="0"/>
                 <w:sz w:val="20"/>
               </w:rPr>
-              <w:t>BH Capital GmbH &amp; Co. KG (fiktiv)</w:t>
+              <w:t>BH Capital GmbH &amp; Co. KG</w:t>
             </w:r>
           </w:p>
         </w:tc>
@@ -1418,7 +1418,7 @@
                 <w:i w:val="0"/>
                 <w:sz w:val="20"/>
               </w:rPr>
-              <w:t>Bankbürgschaft Commerzbank AG (fiktiv)</w:t>
+              <w:t>Bankbürgschaft Commerzbank AG</w:t>
             </w:r>
           </w:p>
         </w:tc>
@@ -1469,7 +1469,7 @@
           <w:i w:val="0"/>
           <w:sz w:val="22"/>
         </w:rPr>
-        <w:t>3. Geringstes Gebot (§ 49 ZVG)</w:t>
+        <w:t>3. Geringstes Gebot (Paragraf 49 ZVG)</w:t>
       </w:r>
     </w:p>
     <w:p>
@@ -1703,7 +1703,7 @@
           <w:i w:val="0"/>
           <w:sz w:val="26"/>
         </w:rPr>
-        <w:t>IV. Biettermin und Gebote (§ 73 ZVG)</w:t>
+        <w:t>IV. Biettermin und Gebote (Paragraf 73 ZVG)</w:t>
       </w:r>
     </w:p>
     <w:p>
@@ -1717,7 +1717,7 @@
           <w:i w:val="0"/>
           <w:sz w:val="22"/>
         </w:rPr>
-        <w:t>Der Biettermin wird eröffnet. Die Rechtspflegerin weist auf die Bietungsregeln, die Schutzgrenzen nach §§ 74a, 85a ZVG sowie die Bedeutung des Zuschlags nach §§ 81 ff. ZVG hin. Die 7/10-Grenze (479.500,00 EUR) und 5/10-Grenze (342.500,00 EUR) werden verlesen.</w:t>
+        <w:t>Der Biettermin wird eröffnet. Die Rechtspflegerin weist auf die Bietungsregeln, die Schutzgrenzen nach Paragrafen 74a, 85a ZVG sowie die Bedeutung des Zuschlags nach Paragrafen 81 ff. ZVG hin. Die 7/10-Grenze (479.500,00 EUR) und 5/10-Grenze (342.500,00 EUR) werden verlesen.</w:t>
       </w:r>
     </w:p>
     <w:p>
@@ -1857,7 +1857,7 @@
                 <w:i w:val="0"/>
                 <w:sz w:val="20"/>
               </w:rPr>
-              <w:t>Nordhafen Immobilien UG (fiktiv)</w:t>
+              <w:t>Nordhafen Immobilien UG</w:t>
             </w:r>
           </w:p>
         </w:tc>
@@ -1923,7 +1923,7 @@
                 <w:i w:val="0"/>
                 <w:sz w:val="20"/>
               </w:rPr>
-              <w:t>BH Capital GmbH &amp; Co. KG (fiktiv)</w:t>
+              <w:t>BH Capital GmbH &amp; Co. KG</w:t>
             </w:r>
           </w:p>
         </w:tc>
@@ -1989,7 +1989,7 @@
                 <w:i w:val="0"/>
                 <w:sz w:val="20"/>
               </w:rPr>
-              <w:t>Elke Sonnenberg (fiktiv)</w:t>
+              <w:t>Elke Sonnenberg</w:t>
             </w:r>
           </w:p>
         </w:tc>
@@ -2055,7 +2055,7 @@
                 <w:i w:val="0"/>
                 <w:sz w:val="20"/>
               </w:rPr>
-              <w:t>Nordhafen Immobilien UG (fiktiv)</w:t>
+              <w:t>Nordhafen Immobilien UG</w:t>
             </w:r>
           </w:p>
         </w:tc>
@@ -2121,7 +2121,7 @@
                 <w:i w:val="0"/>
                 <w:sz w:val="20"/>
               </w:rPr>
-              <w:t>BH Capital GmbH &amp; Co. KG (fiktiv)</w:t>
+              <w:t>BH Capital GmbH &amp; Co. KG</w:t>
             </w:r>
           </w:p>
         </w:tc>
@@ -2187,7 +2187,7 @@
                 <w:i w:val="0"/>
                 <w:sz w:val="20"/>
               </w:rPr>
-              <w:t>Nordhafen Immobilien UG (fiktiv)</w:t>
+              <w:t>Nordhafen Immobilien UG</w:t>
             </w:r>
           </w:p>
         </w:tc>
@@ -2253,7 +2253,7 @@
                 <w:i w:val="0"/>
                 <w:sz w:val="20"/>
               </w:rPr>
-              <w:t>BH Capital GmbH &amp; Co. KG (fiktiv)</w:t>
+              <w:t>BH Capital GmbH &amp; Co. KG</w:t>
             </w:r>
           </w:p>
         </w:tc>
@@ -2319,7 +2319,7 @@
                 <w:i w:val="0"/>
                 <w:sz w:val="20"/>
               </w:rPr>
-              <w:t>Nordhafen Immobilien UG (fiktiv)</w:t>
+              <w:t>Nordhafen Immobilien UG</w:t>
             </w:r>
           </w:p>
         </w:tc>
@@ -2385,7 +2385,7 @@
                 <w:i w:val="0"/>
                 <w:sz w:val="20"/>
               </w:rPr>
-              <w:t>BH Capital GmbH &amp; Co. KG (fiktiv)</w:t>
+              <w:t>BH Capital GmbH &amp; Co. KG</w:t>
             </w:r>
           </w:p>
         </w:tc>
@@ -2451,7 +2451,7 @@
                 <w:i w:val="0"/>
                 <w:sz w:val="20"/>
               </w:rPr>
-              <w:t>Nordhafen Immobilien UG (fiktiv)</w:t>
+              <w:t>Nordhafen Immobilien UG</w:t>
             </w:r>
           </w:p>
         </w:tc>
@@ -2517,7 +2517,7 @@
                 <w:i w:val="0"/>
                 <w:sz w:val="20"/>
               </w:rPr>
-              <w:t>Elke Sonnenberg (fiktiv)</w:t>
+              <w:t>Elke Sonnenberg</w:t>
             </w:r>
           </w:p>
         </w:tc>
@@ -2583,7 +2583,7 @@
                 <w:i w:val="0"/>
                 <w:sz w:val="20"/>
               </w:rPr>
-              <w:t>BH Capital GmbH &amp; Co. KG (fiktiv)</w:t>
+              <w:t>BH Capital GmbH &amp; Co. KG</w:t>
             </w:r>
           </w:p>
         </w:tc>
@@ -2649,7 +2649,7 @@
                 <w:i w:val="0"/>
                 <w:sz w:val="20"/>
               </w:rPr>
-              <w:t>Nordhafen Immobilien UG (fiktiv)</w:t>
+              <w:t>Nordhafen Immobilien UG</w:t>
             </w:r>
           </w:p>
         </w:tc>
@@ -2715,7 +2715,7 @@
                 <w:i w:val="0"/>
                 <w:sz w:val="20"/>
               </w:rPr>
-              <w:t>BH Capital GmbH &amp; Co. KG (fiktiv)</w:t>
+              <w:t>BH Capital GmbH &amp; Co. KG</w:t>
             </w:r>
           </w:p>
         </w:tc>
@@ -2781,7 +2781,7 @@
                 <w:i w:val="0"/>
                 <w:sz w:val="20"/>
               </w:rPr>
-              <w:t>Nordhafen Immobilien UG (fiktiv)</w:t>
+              <w:t>Nordhafen Immobilien UG</w:t>
             </w:r>
           </w:p>
         </w:tc>
@@ -2928,7 +2928,7 @@
                 <w:i w:val="0"/>
                 <w:sz w:val="20"/>
               </w:rPr>
-              <w:t>Nordhafen Immobilien UG (fiktiv), vertr. d. GF Paul Körner</w:t>
+              <w:t>Nordhafen Immobilien UG, vertr. d. GF Paul Körner</w:t>
             </w:r>
           </w:p>
         </w:tc>
@@ -2978,7 +2978,7 @@
           <w:i w:val="0"/>
           <w:sz w:val="26"/>
         </w:rPr>
-        <w:t>V. Schutzgrenzen und Anträge (§§ 74a, 85a ZVG)</w:t>
+        <w:t>V. Schutzgrenzen und Anträge (Paragrafen 74a, 85a ZVG)</w:t>
       </w:r>
     </w:p>
     <w:p>
@@ -2992,7 +2992,7 @@
           <w:i w:val="0"/>
           <w:sz w:val="22"/>
         </w:rPr>
-        <w:t>Die Rechtspflegerin weist darauf hin, dass das Höchstgebot von 534.000,00 EUR die 7/10-Grenze (479.500,00 EUR) übersteigt. Eine Versagung nach § 74a ZVG ist damit nicht möglich.</w:t>
+        <w:t>Die Rechtspflegerin weist darauf hin, dass das Höchstgebot von 534.000,00 EUR die 7/10-Grenze (479.500,00 EUR) übersteigt. Eine Versagung nach Paragraf 74a ZVG ist damit nicht möglich.</w:t>
       </w:r>
     </w:p>
     <w:p>
@@ -3006,7 +3006,7 @@
           <w:i w:val="0"/>
           <w:sz w:val="22"/>
         </w:rPr>
-        <w:t>Die Schuldnerseite (RAin Dr. Mester) stellt keinen Antrag nach § 74a ZVG. Die betreibende Gläubigerin stimmt dem Zuschlag ausdrücklich zu. Weitere Anträge werden nicht gestellt.</w:t>
+        <w:t>Die Schuldnerseite (RAin Dr. Mester) stellt keinen Antrag nach Paragraf 74a ZVG. Die betreibende Gläubigerin stimmt dem Zuschlag ausdrücklich zu. Weitere Anträge werden nicht gestellt.</w:t>
       </w:r>
     </w:p>
     <w:p>
@@ -3036,7 +3036,7 @@
           <w:i w:val="0"/>
           <w:sz w:val="26"/>
         </w:rPr>
-        <w:t>VI. Zuschlagsentscheidung (§§ 81, 83 ZVG)</w:t>
+        <w:t>VI. Zuschlagsentscheidung (Paragrafen 81, 83 ZVG)</w:t>
       </w:r>
     </w:p>
     <w:p>
@@ -3148,7 +3148,7 @@
                 <w:i w:val="0"/>
                 <w:sz w:val="20"/>
               </w:rPr>
-              <w:t>Nordhafen Immobilien UG (fiktiv)</w:t>
+              <w:t>Nordhafen Immobilien UG</w:t>
             </w:r>
           </w:p>
         </w:tc>
@@ -3250,7 +3250,7 @@
                 <w:i w:val="0"/>
                 <w:sz w:val="20"/>
               </w:rPr>
-              <w:t>Sabine Tönnies (fiktiv)</w:t>
+              <w:t>Sabine Tönnies</w:t>
             </w:r>
           </w:p>
         </w:tc>
@@ -3268,7 +3268,7 @@
           <w:i w:val="0"/>
           <w:sz w:val="22"/>
         </w:rPr>
-        <w:t>Der Ersteher nimmt den Zuschlag an. Die Rechtspflegerin belehrt über die Folgen des Zuschlags (§ 91 ZVG: Übergang von Besitz, Gefahr und Nutzen auf den Ersteher; Erlöschen der Grundpfandrechte; Entstehung der Zahlungspflicht). Der gesonderte Zuschlagsbeschluss wird zugestellt.</w:t>
+        <w:t>Der Ersteher nimmt den Zuschlag an. Die Rechtspflegerin belehrt über die Folgen des Zuschlags (Paragraf 91 ZVG: Übergang von Besitz, Gefahr und Nutzen auf den Ersteher; Erlöschen der Grundpfandrechte; Entstehung der Zahlungspflicht). Der gesonderte Zuschlagsbeschluss wird zugestellt.</w:t>
       </w:r>
     </w:p>
     <w:p>
@@ -3312,7 +3312,7 @@
           <w:i w:val="0"/>
           <w:sz w:val="22"/>
         </w:rPr>
-        <w:t>Das Protokoll wird von der Urkundsbeamtin Petra Lüthje (fiktiv) verlesen. Die Rechtspflegerin Sabine Tönnies (fiktiv) genehmigt das Protokoll. Der Termin endet um 12:47 Uhr.</w:t>
+        <w:t>Das Protokoll wird von der Urkundsbeamtin Petra Lüthje verlesen. Die Rechtspflegerin Sabine Tönnies genehmigt das Protokoll. Der Termin endet um 12:47 Uhr.</w:t>
       </w:r>
     </w:p>
     <w:p/>
@@ -3358,7 +3358,7 @@
                 <w:i w:val="0"/>
                 <w:sz w:val="20"/>
               </w:rPr>
-              <w:t>Sabine Tönnies (fiktiv)</w:t>
+              <w:t>Sabine Tönnies</w:t>
             </w:r>
           </w:p>
         </w:tc>
@@ -3378,7 +3378,7 @@
                 <w:i w:val="0"/>
                 <w:sz w:val="20"/>
               </w:rPr>
-              <w:t>Petra Lüthje (fiktiv)</w:t>
+              <w:t>Petra Lüthje</w:t>
             </w:r>
           </w:p>
         </w:tc>
@@ -3434,29 +3434,26 @@
         <w:t>──────────────────────────────────────────────────────────────────────</w:t>
       </w:r>
     </w:p>
-    <w:p>
-      <w:pPr>
-        <w:spacing w:after="120"/>
-      </w:pPr>
-      <w:r>
-        <w:rPr>
-          <w:rFonts w:ascii="Calibri" w:hAnsi="Calibri"/>
-          <w:b w:val="0"/>
-          <w:i w:val="0"/>
-          <w:sz w:val="18"/>
-        </w:rPr>
-        <w:t>Fiktives Dokument für Übungszwecke. Alle Personen, Daten und Aktenzeichen sind erfunden.</w:t>
-      </w:r>
-    </w:p>
     <w:sectPr>
       <w:headerReference w:type="default" r:id="rId9"/>
-      <w:pgSz w:w="12240" w:h="15840"/>
+      <w:footerReference w:type="default" r:id="rId10"/>
+      <w:pgSz w:w="11906" w:h="16838"/>
       <w:pgMar w:top="1417" w:right="1417" w:bottom="1134" w:left="1417" w:header="720" w:footer="720" w:gutter="0"/>
       <w:cols w:space="720"/>
       <w:docGrid w:linePitch="360"/>
     </w:sectPr>
   </w:body>
 </w:document>
+</file>
+
+<file path=word/footer1.xml><?xml version="1.0" encoding="utf-8"?>
+<w:ftr xmlns:m="http://schemas.openxmlformats.org/officeDocument/2006/math" xmlns:mc="http://schemas.openxmlformats.org/markup-compatibility/2006" xmlns:mo="http://schemas.microsoft.com/office/mac/office/2008/main" xmlns:mv="urn:schemas-microsoft-com:mac:vml" xmlns:o="urn:schemas-microsoft-com:office:office" xmlns:r="http://schemas.openxmlformats.org/officeDocument/2006/relationships" xmlns:v="urn:schemas-microsoft-com:vml" xmlns:w10="urn:schemas-microsoft-com:office:word" xmlns:w14="http://schemas.microsoft.com/office/word/2010/wordml" xmlns:w="http://schemas.openxmlformats.org/wordprocessingml/2006/main" xmlns:wne="http://schemas.microsoft.com/office/word/2006/wordml" xmlns:wp14="http://schemas.microsoft.com/office/word/2010/wordprocessingDrawing" xmlns:wp="http://schemas.openxmlformats.org/drawingml/2006/wordprocessingDrawing" xmlns:wpc="http://schemas.microsoft.com/office/word/2010/wordprocessingCanvas" xmlns:wpg="http://schemas.microsoft.com/office/word/2010/wordprocessingGroup" xmlns:wpi="http://schemas.microsoft.com/office/word/2010/wordprocessingInk" xmlns:wps="http://schemas.microsoft.com/office/word/2010/wordprocessingShape" mc:Ignorable="w14 wp14">
+  <w:p>
+    <w:pPr>
+      <w:pStyle w:val="Footer"/>
+    </w:pPr>
+  </w:p>
+</w:ftr>
 </file>
 
 <file path=word/header1.xml><?xml version="1.0" encoding="utf-8"?>
